--- a/public/Resume/M Saqib Resume.docx
+++ b/public/Resume/M Saqib Resume.docx
@@ -462,7 +462,6 @@
         </w:rPr>
         <w:t>pursue a challenging and growth-oriented position as a</w:t>
       </w:r>
-      <w:bookmarkStart w:id="0" w:name="_GoBack"/>
       <w:r>
         <w:rPr>
           <w:rFonts w:hint="default" w:ascii="Calibri" w:hAnsi="Calibri" w:eastAsia="SimSun" w:cs="Calibri"/>
@@ -484,7 +483,6 @@
         </w:rPr>
         <w:t>Full Stack Develope</w:t>
       </w:r>
-      <w:bookmarkEnd w:id="0"/>
       <w:r>
         <w:rPr>
           <w:rFonts w:hint="default" w:eastAsia="SimSun" w:cs="Calibri"/>
@@ -679,10 +677,11 @@
         <w:spacing w:line="276" w:lineRule="auto"/>
         <w:ind w:left="360" w:right="30"/>
         <w:rPr>
-          <w:rFonts w:asciiTheme="majorHAnsi" w:hAnsiTheme="majorHAnsi" w:cstheme="majorHAnsi"/>
+          <w:rFonts w:hint="default" w:asciiTheme="majorHAnsi" w:hAnsiTheme="majorHAnsi" w:cstheme="majorHAnsi"/>
           <w:i/>
           <w:color w:val="1F497D" w:themeColor="text2"/>
           <w:u w:val="single"/>
+          <w:lang w:val="en-US"/>
           <w14:textFill>
             <w14:solidFill>
               <w14:schemeClr w14:val="tx2"/>
@@ -711,23 +710,25 @@
       <w:r>
         <w:rPr>
           <w:rStyle w:val="16"/>
-          <w:rFonts w:hint="default"/>
           <w:i/>
           <w:color w:val="1F497D"/>
           <w:u w:val="none"/>
-          <w:lang w:val="en-US"/>
-        </w:rPr>
-        <w:t>7</w:t>
+        </w:rPr>
+        <w:fldChar w:fldCharType="end"/>
       </w:r>
       <w:r>
         <w:rPr>
           <w:rStyle w:val="16"/>
+          <w:rFonts w:hint="default"/>
           <w:i/>
           <w:color w:val="1F497D"/>
           <w:u w:val="none"/>
-        </w:rPr>
-        <w:fldChar w:fldCharType="end"/>
-      </w:r>
+          <w:lang w:val="en-US"/>
+        </w:rPr>
+        <w:t>8</w:t>
+      </w:r>
+      <w:bookmarkStart w:id="0" w:name="_GoBack"/>
+      <w:bookmarkEnd w:id="0"/>
     </w:p>
     <w:p>
       <w:pPr>
@@ -6167,23 +6168,23 @@
 </file>
 
 <file path=customXml/item1.xml><?xml version="1.0" encoding="utf-8"?>
-<b:Sources xmlns:b="http://schemas.openxmlformats.org/officeDocument/2006/bibliography" xmlns="http://schemas.openxmlformats.org/officeDocument/2006/bibliography" SelectedStyle="\APA.XSL" StyleName="APA"/>
-</file>
-
-<file path=customXml/item2.xml><?xml version="1.0" encoding="utf-8"?>
 <go:gDocsCustomXmlDataStorage xmlns:go="http://customooxmlschemas.google.com/" xmlns:r="http://schemas.openxmlformats.org/officeDocument/2006/relationships">
   <go:docsCustomData xmlns:go="http://customooxmlschemas.google.com/" roundtripDataSignature="AMtx7mgHNVXdncAxEDwqJMqNLB9wtq3GUg==">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</go:docsCustomData>
 </go:gDocsCustomXmlDataStorage>
 </file>
 
+<file path=customXml/item2.xml><?xml version="1.0" encoding="utf-8"?>
+<b:Sources xmlns:b="http://schemas.openxmlformats.org/officeDocument/2006/bibliography" xmlns="http://schemas.openxmlformats.org/officeDocument/2006/bibliography" SelectedStyle="\APA.XSL" StyleName="APA"/>
+</file>
+
 <file path=customXml/itemProps1.xml><?xml version="1.0" encoding="utf-8"?>
-<ds:datastoreItem xmlns:ds="http://schemas.openxmlformats.org/officeDocument/2006/customXml" ds:itemID="{6A25E038-38A3-453E-BCC4-A1B6D8DED7F3}">
+<ds:datastoreItem xmlns:ds="http://schemas.openxmlformats.org/officeDocument/2006/customXml" ds:itemID="{11111111-1234-1234-1234-123412341234}">
   <ds:schemaRefs/>
 </ds:datastoreItem>
 </file>
 
 <file path=customXml/itemProps2.xml><?xml version="1.0" encoding="utf-8"?>
-<ds:datastoreItem xmlns:ds="http://schemas.openxmlformats.org/officeDocument/2006/customXml" ds:itemID="{11111111-1234-1234-1234-123412341234}">
+<ds:datastoreItem xmlns:ds="http://schemas.openxmlformats.org/officeDocument/2006/customXml" ds:itemID="{6A25E038-38A3-453E-BCC4-A1B6D8DED7F3}">
   <ds:schemaRefs/>
 </ds:datastoreItem>
 </file>